--- a/Document/Proposal_for_Team_Member_Replacement.docx
+++ b/Document/Proposal_for_Team_Member_Replacement.docx
@@ -16,9 +16,9 @@
           <w:noProof/>
         </w:rPr>
         <w:drawing>
-          <wp:inline distT="0" distB="0" distL="0" distR="0" wp14:anchorId="3E3DC29E" wp14:editId="0804C83A">
-            <wp:extent cx="6507480" cy="1287780"/>
-            <wp:effectExtent l="0" t="0" r="7620" b="7620"/>
+          <wp:inline distT="0" distB="0" distL="0" distR="0" wp14:anchorId="3E3DC29E" wp14:editId="2FE410AB">
+            <wp:extent cx="6194425" cy="1129145"/>
+            <wp:effectExtent l="0" t="0" r="0" b="0"/>
             <wp:docPr id="1" name="Picture 1"/>
             <wp:cNvGraphicFramePr>
               <a:graphicFrameLocks xmlns:a="http://schemas.openxmlformats.org/drawingml/2006/main" noChangeAspect="1"/>
@@ -30,20 +30,29 @@
                     <pic:cNvPr id="0" name="Banner.png"/>
                     <pic:cNvPicPr/>
                   </pic:nvPicPr>
-                  <pic:blipFill>
+                  <pic:blipFill rotWithShape="1">
                     <a:blip r:embed="rId6"/>
+                    <a:srcRect l="1943" t="21517" r="1404" b="21440"/>
                     <a:stretch>
                       <a:fillRect/>
                     </a:stretch>
                   </pic:blipFill>
-                  <pic:spPr>
+                  <pic:spPr bwMode="auto">
                     <a:xfrm>
                       <a:off x="0" y="0"/>
-                      <a:ext cx="6548027" cy="1295804"/>
+                      <a:ext cx="6267039" cy="1142381"/>
                     </a:xfrm>
                     <a:prstGeom prst="rect">
                       <a:avLst/>
                     </a:prstGeom>
+                    <a:ln>
+                      <a:noFill/>
+                    </a:ln>
+                    <a:extLst>
+                      <a:ext uri="{53640926-AAD7-44D8-BBD7-CCE9431645EC}">
+                        <a14:shadowObscured xmlns:a14="http://schemas.microsoft.com/office/drawing/2010/main"/>
+                      </a:ext>
+                    </a:extLst>
                   </pic:spPr>
                 </pic:pic>
               </a:graphicData>
@@ -77,15 +86,16 @@
         <w:tblLook w:val="04A0" w:firstRow="1" w:lastRow="0" w:firstColumn="1" w:lastColumn="0" w:noHBand="0" w:noVBand="1"/>
       </w:tblPr>
       <w:tblGrid>
-        <w:gridCol w:w="9360"/>
+        <w:gridCol w:w="8424"/>
       </w:tblGrid>
       <w:tr>
         <w:trPr>
+          <w:trHeight w:val="1213"/>
           <w:jc w:val="center"/>
         </w:trPr>
         <w:tc>
           <w:tcPr>
-            <w:tcW w:w="9360" w:type="dxa"/>
+            <w:tcW w:w="8424" w:type="dxa"/>
             <w:tcBorders>
               <w:left w:val="single" w:sz="36" w:space="0" w:color="003366"/>
             </w:tcBorders>
